--- a/FSD - Developing a Reliable Back-end with Node and Express/FSD - Developing a Reliable Back-end with Node and Express - Day 3 08-05-2026.docx
+++ b/FSD - Developing a Reliable Back-end with Node and Express/FSD - Developing a Reliable Back-end with Node and Express - Day 3 08-05-2026.docx
@@ -85,6 +85,485 @@
         </w:rPr>
       </w:pPr>
     </w:p>
+    <w:p>
+      <w:r>
+        <w:t xml:space="preserve">We can check login details </w:t>
+      </w:r>
+    </w:p>
+    <w:p>
+      <w:pPr>
+        <w:pStyle w:val="ListParagraph"/>
+        <w:numPr>
+          <w:ilvl w:val="0"/>
+          <w:numId w:val="3"/>
+        </w:numPr>
+        <w:rPr>
+          <w:highlight w:val="yellow"/>
+        </w:rPr>
+      </w:pPr>
+      <w:r>
+        <w:rPr>
+          <w:highlight w:val="yellow"/>
+        </w:rPr>
+        <w:t xml:space="preserve">Using hardcoding means manually checking </w:t>
+      </w:r>
+    </w:p>
+    <w:p>
+      <w:pPr>
+        <w:pStyle w:val="ListParagraph"/>
+        <w:numPr>
+          <w:ilvl w:val="0"/>
+          <w:numId w:val="3"/>
+        </w:numPr>
+      </w:pPr>
+      <w:r>
+        <w:t xml:space="preserve">We can store more then one login details in array variable </w:t>
+      </w:r>
+      <w:proofErr w:type="spellStart"/>
+      <w:r>
+        <w:t>ie</w:t>
+      </w:r>
+      <w:proofErr w:type="spellEnd"/>
+      <w:r>
+        <w:t xml:space="preserve"> in memory database. </w:t>
+      </w:r>
+    </w:p>
+    <w:p>
+      <w:pPr>
+        <w:pStyle w:val="ListParagraph"/>
+        <w:numPr>
+          <w:ilvl w:val="0"/>
+          <w:numId w:val="3"/>
+        </w:numPr>
+      </w:pPr>
+      <w:r>
+        <w:t xml:space="preserve">We can check from file system with help of fs module </w:t>
+      </w:r>
+    </w:p>
+    <w:p>
+      <w:pPr>
+        <w:pStyle w:val="ListParagraph"/>
+        <w:numPr>
+          <w:ilvl w:val="0"/>
+          <w:numId w:val="3"/>
+        </w:numPr>
+      </w:pPr>
+      <w:r>
+        <w:t xml:space="preserve">We can check with database </w:t>
+      </w:r>
+      <w:proofErr w:type="spellStart"/>
+      <w:r>
+        <w:t>ie</w:t>
+      </w:r>
+      <w:proofErr w:type="spellEnd"/>
+      <w:r>
+        <w:t xml:space="preserve"> </w:t>
+      </w:r>
+      <w:proofErr w:type="spellStart"/>
+      <w:r>
+        <w:t>mysql</w:t>
+      </w:r>
+      <w:proofErr w:type="spellEnd"/>
+      <w:r>
+        <w:t xml:space="preserve"> or mongo db. </w:t>
+      </w:r>
+    </w:p>
+    <w:p/>
+    <w:p>
+      <w:r>
+        <w:rPr>
+          <w:highlight w:val="yellow"/>
+        </w:rPr>
+        <w:t xml:space="preserve">Login with method as </w:t>
+      </w:r>
+      <w:proofErr w:type="gramStart"/>
+      <w:r>
+        <w:rPr>
+          <w:highlight w:val="yellow"/>
+        </w:rPr>
+        <w:t>Get :</w:t>
+      </w:r>
+      <w:proofErr w:type="gramEnd"/>
+      <w:r>
+        <w:rPr>
+          <w:highlight w:val="yellow"/>
+        </w:rPr>
+        <w:t xml:space="preserve"> if method is </w:t>
+      </w:r>
+      <w:proofErr w:type="gramStart"/>
+      <w:r>
+        <w:rPr>
+          <w:highlight w:val="yellow"/>
+        </w:rPr>
+        <w:t>get</w:t>
+      </w:r>
+      <w:proofErr w:type="gramEnd"/>
+      <w:r>
+        <w:rPr>
+          <w:highlight w:val="yellow"/>
+        </w:rPr>
+        <w:t xml:space="preserve"> information send through URL using query param technique </w:t>
+      </w:r>
+      <w:proofErr w:type="spellStart"/>
+      <w:r>
+        <w:rPr>
+          <w:highlight w:val="yellow"/>
+        </w:rPr>
+        <w:t>ie</w:t>
+      </w:r>
+      <w:proofErr w:type="spellEnd"/>
+      <w:r>
+        <w:rPr>
+          <w:highlight w:val="yellow"/>
+        </w:rPr>
+        <w:t xml:space="preserve"> </w:t>
+      </w:r>
+      <w:proofErr w:type="spellStart"/>
+      <w:r>
+        <w:rPr>
+          <w:highlight w:val="yellow"/>
+        </w:rPr>
+        <w:t>URL?key</w:t>
+      </w:r>
+      <w:proofErr w:type="spellEnd"/>
+      <w:r>
+        <w:rPr>
+          <w:highlight w:val="yellow"/>
+        </w:rPr>
+        <w:t>=</w:t>
+      </w:r>
+      <w:proofErr w:type="spellStart"/>
+      <w:r>
+        <w:rPr>
+          <w:highlight w:val="yellow"/>
+        </w:rPr>
+        <w:t>value&amp;key</w:t>
+      </w:r>
+      <w:proofErr w:type="spellEnd"/>
+      <w:r>
+        <w:rPr>
+          <w:highlight w:val="yellow"/>
+        </w:rPr>
+        <w:t>=value</w:t>
+      </w:r>
+      <w:r>
+        <w:t xml:space="preserve"> </w:t>
+      </w:r>
+    </w:p>
+    <w:p>
+      <w:r>
+        <w:t xml:space="preserve">When information </w:t>
+      </w:r>
+      <w:proofErr w:type="gramStart"/>
+      <w:r>
+        <w:t>send</w:t>
+      </w:r>
+      <w:proofErr w:type="gramEnd"/>
+      <w:r>
+        <w:t xml:space="preserve"> through URL with help of query object we can receive the value from URL in http module. </w:t>
+      </w:r>
+    </w:p>
+    <w:p>
+      <w:r>
+        <w:rPr>
+          <w:highlight w:val="yellow"/>
+        </w:rPr>
+        <w:t xml:space="preserve">Login with method as </w:t>
+      </w:r>
+      <w:proofErr w:type="gramStart"/>
+      <w:r>
+        <w:rPr>
+          <w:highlight w:val="yellow"/>
+        </w:rPr>
+        <w:t>Post :</w:t>
+      </w:r>
+      <w:proofErr w:type="gramEnd"/>
+      <w:r>
+        <w:rPr>
+          <w:highlight w:val="yellow"/>
+        </w:rPr>
+        <w:t xml:space="preserve"> Data send through request body. </w:t>
+      </w:r>
+      <w:r>
+        <w:rPr>
+          <w:highlight w:val="yellow"/>
+        </w:rPr>
+        <w:t>If data send through body with help of post method. In http module we need to take the help of event or life cycle to receive the value.</w:t>
+      </w:r>
+      <w:r>
+        <w:t xml:space="preserve"> </w:t>
+      </w:r>
+    </w:p>
+    <w:p>
+      <w:pPr>
+        <w:rPr>
+          <w:b/>
+          <w:bCs/>
+        </w:rPr>
+      </w:pPr>
+    </w:p>
+    <w:p>
+      <w:r>
+        <w:rPr>
+          <w:b/>
+          <w:bCs/>
+        </w:rPr>
+        <w:t xml:space="preserve">Express </w:t>
+      </w:r>
+      <w:proofErr w:type="gramStart"/>
+      <w:r>
+        <w:rPr>
+          <w:b/>
+          <w:bCs/>
+        </w:rPr>
+        <w:t>JS :</w:t>
+      </w:r>
+      <w:proofErr w:type="gramEnd"/>
+      <w:r>
+        <w:rPr>
+          <w:b/>
+          <w:bCs/>
+        </w:rPr>
+        <w:t xml:space="preserve"> </w:t>
+      </w:r>
+      <w:r>
+        <w:t xml:space="preserve">Express JS is a node </w:t>
+      </w:r>
+      <w:proofErr w:type="spellStart"/>
+      <w:r>
+        <w:t>js</w:t>
+      </w:r>
+      <w:proofErr w:type="spellEnd"/>
+      <w:r>
+        <w:t xml:space="preserve"> third party or external node JS web framework module. This module </w:t>
+      </w:r>
+      <w:proofErr w:type="gramStart"/>
+      <w:r>
+        <w:t>help</w:t>
+      </w:r>
+      <w:proofErr w:type="gramEnd"/>
+      <w:r>
+        <w:t xml:space="preserve"> us to develop enterprise level application. With help of this </w:t>
+      </w:r>
+      <w:proofErr w:type="gramStart"/>
+      <w:r>
+        <w:t>module</w:t>
+      </w:r>
+      <w:proofErr w:type="gramEnd"/>
+      <w:r>
+        <w:t xml:space="preserve"> we can achieve routing, handling http method, security features, database connection very easily. </w:t>
+      </w:r>
+    </w:p>
+    <w:p>
+      <w:r>
+        <w:t xml:space="preserve">Express JS module internally </w:t>
+      </w:r>
+      <w:proofErr w:type="gramStart"/>
+      <w:r>
+        <w:t>use</w:t>
+      </w:r>
+      <w:proofErr w:type="gramEnd"/>
+      <w:r>
+        <w:t xml:space="preserve"> http module. </w:t>
+      </w:r>
+    </w:p>
+    <w:p/>
+    <w:p>
+      <w:r>
+        <w:t xml:space="preserve">Before using this </w:t>
+      </w:r>
+      <w:proofErr w:type="gramStart"/>
+      <w:r>
+        <w:t>module</w:t>
+      </w:r>
+      <w:proofErr w:type="gramEnd"/>
+      <w:r>
+        <w:t xml:space="preserve"> we need install using </w:t>
+      </w:r>
+      <w:proofErr w:type="spellStart"/>
+      <w:r>
+        <w:t>npm</w:t>
+      </w:r>
+      <w:proofErr w:type="spellEnd"/>
+      <w:r>
+        <w:t xml:space="preserve"> command </w:t>
+      </w:r>
+    </w:p>
+    <w:p>
+      <w:pPr>
+        <w:rPr>
+          <w:b/>
+          <w:bCs/>
+        </w:rPr>
+      </w:pPr>
+      <w:proofErr w:type="spellStart"/>
+      <w:r>
+        <w:rPr>
+          <w:b/>
+          <w:bCs/>
+        </w:rPr>
+        <w:t>npm</w:t>
+      </w:r>
+      <w:proofErr w:type="spellEnd"/>
+      <w:r>
+        <w:rPr>
+          <w:b/>
+          <w:bCs/>
+        </w:rPr>
+        <w:t xml:space="preserve"> install express </w:t>
+      </w:r>
+    </w:p>
+    <w:p/>
+    <w:p/>
+    <w:p/>
+    <w:p/>
+    <w:p>
+      <w:r>
+        <w:lastRenderedPageBreak/>
+        <w:t xml:space="preserve">create the folder or directory </w:t>
+      </w:r>
+    </w:p>
+    <w:p>
+      <w:r>
+        <w:rPr>
+          <w:highlight w:val="yellow"/>
+        </w:rPr>
+        <w:t>Express module simple app</w:t>
+      </w:r>
+    </w:p>
+    <w:p>
+      <w:r>
+        <w:t xml:space="preserve">Whenever we develop any node </w:t>
+      </w:r>
+      <w:proofErr w:type="spellStart"/>
+      <w:r>
+        <w:t>js</w:t>
+      </w:r>
+      <w:proofErr w:type="spellEnd"/>
+      <w:r>
+        <w:t xml:space="preserve"> project generally we </w:t>
+      </w:r>
+      <w:proofErr w:type="gramStart"/>
+      <w:r>
+        <w:t>depends</w:t>
+      </w:r>
+      <w:proofErr w:type="gramEnd"/>
+      <w:r>
+        <w:t xml:space="preserve"> upon lot of </w:t>
+      </w:r>
+      <w:proofErr w:type="gramStart"/>
+      <w:r>
+        <w:t>third party</w:t>
+      </w:r>
+      <w:proofErr w:type="gramEnd"/>
+      <w:r>
+        <w:t xml:space="preserve"> module all </w:t>
+      </w:r>
+      <w:proofErr w:type="gramStart"/>
+      <w:r>
+        <w:t>those module configuration</w:t>
+      </w:r>
+      <w:proofErr w:type="gramEnd"/>
+      <w:r>
+        <w:t xml:space="preserve"> we need to keep inside </w:t>
+      </w:r>
+      <w:proofErr w:type="spellStart"/>
+      <w:r>
+        <w:t>package.json</w:t>
+      </w:r>
+      <w:proofErr w:type="spellEnd"/>
+      <w:r>
+        <w:t xml:space="preserve"> file. </w:t>
+      </w:r>
+    </w:p>
+    <w:p/>
+    <w:p>
+      <w:r>
+        <w:t xml:space="preserve">Creating </w:t>
+      </w:r>
+      <w:proofErr w:type="spellStart"/>
+      <w:r>
+        <w:t>package.json</w:t>
+      </w:r>
+      <w:proofErr w:type="spellEnd"/>
+      <w:r>
+        <w:t xml:space="preserve"> file using </w:t>
+      </w:r>
+      <w:proofErr w:type="spellStart"/>
+      <w:r>
+        <w:t>npm</w:t>
+      </w:r>
+      <w:proofErr w:type="spellEnd"/>
+      <w:r>
+        <w:t xml:space="preserve"> command </w:t>
+      </w:r>
+    </w:p>
+    <w:p/>
+    <w:p>
+      <w:proofErr w:type="spellStart"/>
+      <w:r>
+        <w:rPr>
+          <w:highlight w:val="yellow"/>
+        </w:rPr>
+        <w:t>npm</w:t>
+      </w:r>
+      <w:proofErr w:type="spellEnd"/>
+      <w:r>
+        <w:rPr>
+          <w:highlight w:val="yellow"/>
+        </w:rPr>
+        <w:t xml:space="preserve"> </w:t>
+      </w:r>
+      <w:proofErr w:type="spellStart"/>
+      <w:r>
+        <w:rPr>
+          <w:highlight w:val="yellow"/>
+        </w:rPr>
+        <w:t>init</w:t>
+      </w:r>
+      <w:proofErr w:type="spellEnd"/>
+      <w:r>
+        <w:t xml:space="preserve"> </w:t>
+      </w:r>
+      <w:r>
+        <w:tab/>
+      </w:r>
+      <w:r>
+        <w:tab/>
+        <w:t xml:space="preserve">it </w:t>
+      </w:r>
+      <w:proofErr w:type="gramStart"/>
+      <w:r>
+        <w:t>ask</w:t>
+      </w:r>
+      <w:proofErr w:type="gramEnd"/>
+      <w:r>
+        <w:t xml:space="preserve"> few configuration details you can provide or hit enter</w:t>
+      </w:r>
+    </w:p>
+    <w:p/>
+    <w:p>
+      <w:proofErr w:type="spellStart"/>
+      <w:r>
+        <w:rPr>
+          <w:highlight w:val="yellow"/>
+        </w:rPr>
+        <w:t>npm</w:t>
+      </w:r>
+      <w:proofErr w:type="spellEnd"/>
+      <w:r>
+        <w:rPr>
+          <w:highlight w:val="yellow"/>
+        </w:rPr>
+        <w:t xml:space="preserve"> install express</w:t>
+      </w:r>
+      <w:r>
+        <w:t xml:space="preserve"> </w:t>
+      </w:r>
+    </w:p>
+    <w:p/>
+    <w:p/>
+    <w:p/>
     <w:sectPr>
       <w:pgSz w:w="11906" w:h="16838"/>
       <w:pgMar w:top="1440" w:right="1440" w:bottom="1440" w:left="1440" w:header="708" w:footer="708" w:gutter="0"/>
@@ -275,11 +754,103 @@
       </w:pPr>
     </w:lvl>
   </w:abstractNum>
+  <w:abstractNum w:abstractNumId="2" w15:restartNumberingAfterBreak="0">
+    <w:nsid w:val="79F57A04"/>
+    <w:multiLevelType w:val="hybridMultilevel"/>
+    <w:tmpl w:val="EC681B58"/>
+    <w:lvl w:ilvl="0" w:tplc="4009000F">
+      <w:start w:val="1"/>
+      <w:numFmt w:val="decimal"/>
+      <w:lvlText w:val="%1."/>
+      <w:lvlJc w:val="left"/>
+      <w:pPr>
+        <w:ind w:left="720" w:hanging="360"/>
+      </w:pPr>
+      <w:rPr>
+        <w:rFonts w:hint="default"/>
+      </w:rPr>
+    </w:lvl>
+    <w:lvl w:ilvl="1" w:tplc="40090019" w:tentative="1">
+      <w:start w:val="1"/>
+      <w:numFmt w:val="lowerLetter"/>
+      <w:lvlText w:val="%2."/>
+      <w:lvlJc w:val="left"/>
+      <w:pPr>
+        <w:ind w:left="1440" w:hanging="360"/>
+      </w:pPr>
+    </w:lvl>
+    <w:lvl w:ilvl="2" w:tplc="4009001B" w:tentative="1">
+      <w:start w:val="1"/>
+      <w:numFmt w:val="lowerRoman"/>
+      <w:lvlText w:val="%3."/>
+      <w:lvlJc w:val="right"/>
+      <w:pPr>
+        <w:ind w:left="2160" w:hanging="180"/>
+      </w:pPr>
+    </w:lvl>
+    <w:lvl w:ilvl="3" w:tplc="4009000F" w:tentative="1">
+      <w:start w:val="1"/>
+      <w:numFmt w:val="decimal"/>
+      <w:lvlText w:val="%4."/>
+      <w:lvlJc w:val="left"/>
+      <w:pPr>
+        <w:ind w:left="2880" w:hanging="360"/>
+      </w:pPr>
+    </w:lvl>
+    <w:lvl w:ilvl="4" w:tplc="40090019" w:tentative="1">
+      <w:start w:val="1"/>
+      <w:numFmt w:val="lowerLetter"/>
+      <w:lvlText w:val="%5."/>
+      <w:lvlJc w:val="left"/>
+      <w:pPr>
+        <w:ind w:left="3600" w:hanging="360"/>
+      </w:pPr>
+    </w:lvl>
+    <w:lvl w:ilvl="5" w:tplc="4009001B" w:tentative="1">
+      <w:start w:val="1"/>
+      <w:numFmt w:val="lowerRoman"/>
+      <w:lvlText w:val="%6."/>
+      <w:lvlJc w:val="right"/>
+      <w:pPr>
+        <w:ind w:left="4320" w:hanging="180"/>
+      </w:pPr>
+    </w:lvl>
+    <w:lvl w:ilvl="6" w:tplc="4009000F" w:tentative="1">
+      <w:start w:val="1"/>
+      <w:numFmt w:val="decimal"/>
+      <w:lvlText w:val="%7."/>
+      <w:lvlJc w:val="left"/>
+      <w:pPr>
+        <w:ind w:left="5040" w:hanging="360"/>
+      </w:pPr>
+    </w:lvl>
+    <w:lvl w:ilvl="7" w:tplc="40090019" w:tentative="1">
+      <w:start w:val="1"/>
+      <w:numFmt w:val="lowerLetter"/>
+      <w:lvlText w:val="%8."/>
+      <w:lvlJc w:val="left"/>
+      <w:pPr>
+        <w:ind w:left="5760" w:hanging="360"/>
+      </w:pPr>
+    </w:lvl>
+    <w:lvl w:ilvl="8" w:tplc="4009001B" w:tentative="1">
+      <w:start w:val="1"/>
+      <w:numFmt w:val="lowerRoman"/>
+      <w:lvlText w:val="%9."/>
+      <w:lvlJc w:val="right"/>
+      <w:pPr>
+        <w:ind w:left="6480" w:hanging="180"/>
+      </w:pPr>
+    </w:lvl>
+  </w:abstractNum>
   <w:num w:numId="1" w16cid:durableId="1442337705">
     <w:abstractNumId w:val="1"/>
   </w:num>
   <w:num w:numId="2" w16cid:durableId="2078934405">
     <w:abstractNumId w:val="0"/>
+  </w:num>
+  <w:num w:numId="3" w16cid:durableId="1124035340">
+    <w:abstractNumId w:val="2"/>
   </w:num>
 </w:numbering>
 </file>

--- a/FSD - Developing a Reliable Back-end with Node and Express/FSD - Developing a Reliable Back-end with Node and Express - Day 3 08-05-2026.docx
+++ b/FSD - Developing a Reliable Back-end with Node and Express/FSD - Developing a Reliable Back-end with Node and Express - Day 3 08-05-2026.docx
@@ -22,23 +22,7 @@
           <w:b/>
           <w:bCs/>
         </w:rPr>
-        <w:t xml:space="preserve">FSD - Developing a Reliable </w:t>
-      </w:r>
-      <w:proofErr w:type="gramStart"/>
-      <w:r>
-        <w:rPr>
-          <w:b/>
-          <w:bCs/>
-        </w:rPr>
-        <w:t>Back-end</w:t>
-      </w:r>
-      <w:proofErr w:type="gramEnd"/>
-      <w:r>
-        <w:rPr>
-          <w:b/>
-          <w:bCs/>
-        </w:rPr>
-        <w:t xml:space="preserve"> with Node and Express</w:t>
+        <w:t>FSD - Developing a Reliable Back-end with Node and Express</w:t>
       </w:r>
       <w:r>
         <w:rPr>
@@ -174,35 +158,7 @@
         <w:rPr>
           <w:highlight w:val="yellow"/>
         </w:rPr>
-        <w:t xml:space="preserve">Login with method as </w:t>
-      </w:r>
-      <w:proofErr w:type="gramStart"/>
-      <w:r>
-        <w:rPr>
-          <w:highlight w:val="yellow"/>
-        </w:rPr>
-        <w:t>Get :</w:t>
-      </w:r>
-      <w:proofErr w:type="gramEnd"/>
-      <w:r>
-        <w:rPr>
-          <w:highlight w:val="yellow"/>
-        </w:rPr>
-        <w:t xml:space="preserve"> if method is </w:t>
-      </w:r>
-      <w:proofErr w:type="gramStart"/>
-      <w:r>
-        <w:rPr>
-          <w:highlight w:val="yellow"/>
-        </w:rPr>
-        <w:t>get</w:t>
-      </w:r>
-      <w:proofErr w:type="gramEnd"/>
-      <w:r>
-        <w:rPr>
-          <w:highlight w:val="yellow"/>
-        </w:rPr>
-        <w:t xml:space="preserve"> information send through URL using query param technique </w:t>
+        <w:t xml:space="preserve">Login with method as Get : if method is get information send through URL using query param technique </w:t>
       </w:r>
       <w:proofErr w:type="spellStart"/>
       <w:r>
@@ -252,37 +208,15 @@
     </w:p>
     <w:p>
       <w:r>
-        <w:t xml:space="preserve">When information </w:t>
-      </w:r>
-      <w:proofErr w:type="gramStart"/>
-      <w:r>
-        <w:t>send</w:t>
-      </w:r>
-      <w:proofErr w:type="gramEnd"/>
-      <w:r>
-        <w:t xml:space="preserve"> through URL with help of query object we can receive the value from URL in http module. </w:t>
-      </w:r>
-    </w:p>
-    <w:p>
-      <w:r>
-        <w:rPr>
-          <w:highlight w:val="yellow"/>
-        </w:rPr>
-        <w:t xml:space="preserve">Login with method as </w:t>
-      </w:r>
-      <w:proofErr w:type="gramStart"/>
-      <w:r>
-        <w:rPr>
-          <w:highlight w:val="yellow"/>
-        </w:rPr>
-        <w:t>Post :</w:t>
-      </w:r>
-      <w:proofErr w:type="gramEnd"/>
-      <w:r>
-        <w:rPr>
-          <w:highlight w:val="yellow"/>
-        </w:rPr>
-        <w:t xml:space="preserve"> Data send through request body. </w:t>
+        <w:t xml:space="preserve">When information send through URL with help of query object we can receive the value from URL in http module. </w:t>
+      </w:r>
+    </w:p>
+    <w:p>
+      <w:r>
+        <w:rPr>
+          <w:highlight w:val="yellow"/>
+        </w:rPr>
+        <w:t xml:space="preserve">Login with method as Post : Data send through request body. </w:t>
       </w:r>
       <w:r>
         <w:rPr>
@@ -308,22 +242,13 @@
           <w:b/>
           <w:bCs/>
         </w:rPr>
-        <w:t xml:space="preserve">Express </w:t>
-      </w:r>
-      <w:proofErr w:type="gramStart"/>
+        <w:t>Express JS :</w:t>
+      </w:r>
       <w:r>
         <w:rPr>
           <w:b/>
           <w:bCs/>
         </w:rPr>
-        <w:t>JS :</w:t>
-      </w:r>
-      <w:proofErr w:type="gramEnd"/>
-      <w:r>
-        <w:rPr>
-          <w:b/>
-          <w:bCs/>
-        </w:rPr>
         <w:t xml:space="preserve"> </w:t>
       </w:r>
       <w:r>
@@ -335,50 +260,18 @@
       </w:r>
       <w:proofErr w:type="spellEnd"/>
       <w:r>
-        <w:t xml:space="preserve"> third party or external node JS web framework module. This module </w:t>
-      </w:r>
-      <w:proofErr w:type="gramStart"/>
-      <w:r>
-        <w:t>help</w:t>
-      </w:r>
-      <w:proofErr w:type="gramEnd"/>
-      <w:r>
-        <w:t xml:space="preserve"> us to develop enterprise level application. With help of this </w:t>
-      </w:r>
-      <w:proofErr w:type="gramStart"/>
-      <w:r>
-        <w:t>module</w:t>
-      </w:r>
-      <w:proofErr w:type="gramEnd"/>
-      <w:r>
-        <w:t xml:space="preserve"> we can achieve routing, handling http method, security features, database connection very easily. </w:t>
-      </w:r>
-    </w:p>
-    <w:p>
-      <w:r>
-        <w:t xml:space="preserve">Express JS module internally </w:t>
-      </w:r>
-      <w:proofErr w:type="gramStart"/>
-      <w:r>
-        <w:t>use</w:t>
-      </w:r>
-      <w:proofErr w:type="gramEnd"/>
-      <w:r>
-        <w:t xml:space="preserve"> http module. </w:t>
+        <w:t xml:space="preserve"> third party or external node JS web framework module. This module help us to develop enterprise level application. With help of this module we can achieve routing, handling http method, security features, database connection very easily. </w:t>
+      </w:r>
+    </w:p>
+    <w:p>
+      <w:r>
+        <w:t xml:space="preserve">Express JS module internally use http module. </w:t>
       </w:r>
     </w:p>
     <w:p/>
     <w:p>
       <w:r>
-        <w:t xml:space="preserve">Before using this </w:t>
-      </w:r>
-      <w:proofErr w:type="gramStart"/>
-      <w:r>
-        <w:t>module</w:t>
-      </w:r>
-      <w:proofErr w:type="gramEnd"/>
-      <w:r>
-        <w:t xml:space="preserve"> we need install using </w:t>
+        <w:t xml:space="preserve">Before using this module we need install using </w:t>
       </w:r>
       <w:proofErr w:type="spellStart"/>
       <w:r>
@@ -441,31 +334,7 @@
       </w:r>
       <w:proofErr w:type="spellEnd"/>
       <w:r>
-        <w:t xml:space="preserve"> project generally we </w:t>
-      </w:r>
-      <w:proofErr w:type="gramStart"/>
-      <w:r>
-        <w:t>depends</w:t>
-      </w:r>
-      <w:proofErr w:type="gramEnd"/>
-      <w:r>
-        <w:t xml:space="preserve"> upon lot of </w:t>
-      </w:r>
-      <w:proofErr w:type="gramStart"/>
-      <w:r>
-        <w:t>third party</w:t>
-      </w:r>
-      <w:proofErr w:type="gramEnd"/>
-      <w:r>
-        <w:t xml:space="preserve"> module all </w:t>
-      </w:r>
-      <w:proofErr w:type="gramStart"/>
-      <w:r>
-        <w:t>those module configuration</w:t>
-      </w:r>
-      <w:proofErr w:type="gramEnd"/>
-      <w:r>
-        <w:t xml:space="preserve"> we need to keep inside </w:t>
+        <w:t xml:space="preserve"> project generally we depends upon lot of third party module all those module configuration we need to keep inside </w:t>
       </w:r>
       <w:proofErr w:type="spellStart"/>
       <w:r>
@@ -530,15 +399,7 @@
       </w:r>
       <w:r>
         <w:tab/>
-        <w:t xml:space="preserve">it </w:t>
-      </w:r>
-      <w:proofErr w:type="gramStart"/>
-      <w:r>
-        <w:t>ask</w:t>
-      </w:r>
-      <w:proofErr w:type="gramEnd"/>
-      <w:r>
-        <w:t xml:space="preserve"> few configuration details you can provide or hit enter</w:t>
+        <w:t>it ask few configuration details you can provide or hit enter</w:t>
       </w:r>
     </w:p>
     <w:p/>
@@ -559,6 +420,135 @@
       </w:r>
       <w:r>
         <w:t xml:space="preserve"> </w:t>
+      </w:r>
+    </w:p>
+    <w:p/>
+    <w:p/>
+    <w:p>
+      <w:pPr>
+        <w:rPr>
+          <w:highlight w:val="yellow"/>
+        </w:rPr>
+      </w:pPr>
+      <w:r>
+        <w:rPr>
+          <w:highlight w:val="yellow"/>
+        </w:rPr>
+        <w:t>Express JS with Login App (create the folder)</w:t>
+      </w:r>
+    </w:p>
+    <w:p>
+      <w:pPr>
+        <w:rPr>
+          <w:highlight w:val="yellow"/>
+        </w:rPr>
+      </w:pPr>
+      <w:proofErr w:type="spellStart"/>
+      <w:r>
+        <w:rPr>
+          <w:highlight w:val="yellow"/>
+        </w:rPr>
+        <w:t>npm</w:t>
+      </w:r>
+      <w:proofErr w:type="spellEnd"/>
+      <w:r>
+        <w:rPr>
+          <w:highlight w:val="yellow"/>
+        </w:rPr>
+        <w:t xml:space="preserve"> </w:t>
+      </w:r>
+      <w:proofErr w:type="spellStart"/>
+      <w:r>
+        <w:rPr>
+          <w:highlight w:val="yellow"/>
+        </w:rPr>
+        <w:t>init</w:t>
+      </w:r>
+      <w:proofErr w:type="spellEnd"/>
+      <w:r>
+        <w:rPr>
+          <w:highlight w:val="yellow"/>
+        </w:rPr>
+        <w:t xml:space="preserve"> </w:t>
+      </w:r>
+      <w:r>
+        <w:rPr>
+          <w:highlight w:val="yellow"/>
+        </w:rPr>
+        <w:tab/>
+        <w:t xml:space="preserve">(help to create the </w:t>
+      </w:r>
+      <w:proofErr w:type="spellStart"/>
+      <w:r>
+        <w:rPr>
+          <w:highlight w:val="yellow"/>
+        </w:rPr>
+        <w:t>package.json</w:t>
+      </w:r>
+      <w:proofErr w:type="spellEnd"/>
+      <w:r>
+        <w:rPr>
+          <w:highlight w:val="yellow"/>
+        </w:rPr>
+        <w:t xml:space="preserve"> file)</w:t>
+      </w:r>
+    </w:p>
+    <w:p>
+      <w:proofErr w:type="spellStart"/>
+      <w:r>
+        <w:rPr>
+          <w:highlight w:val="yellow"/>
+        </w:rPr>
+        <w:t>npm</w:t>
+      </w:r>
+      <w:proofErr w:type="spellEnd"/>
+      <w:r>
+        <w:rPr>
+          <w:highlight w:val="yellow"/>
+        </w:rPr>
+        <w:t xml:space="preserve"> install express</w:t>
+      </w:r>
+      <w:r>
+        <w:t xml:space="preserve"> </w:t>
+      </w:r>
+    </w:p>
+    <w:p/>
+    <w:p>
+      <w:r>
+        <w:t xml:space="preserve">node JS provided </w:t>
+      </w:r>
+      <w:proofErr w:type="spellStart"/>
+      <w:r>
+        <w:t>pre defined</w:t>
+      </w:r>
+      <w:proofErr w:type="spellEnd"/>
+      <w:r>
+        <w:t xml:space="preserve"> global property </w:t>
+      </w:r>
+      <w:proofErr w:type="spellStart"/>
+      <w:r>
+        <w:t>ie</w:t>
+      </w:r>
+      <w:proofErr w:type="spellEnd"/>
+      <w:r>
+        <w:t xml:space="preserve"> </w:t>
+      </w:r>
+      <w:r>
+        <w:rPr>
+          <w:highlight w:val="yellow"/>
+        </w:rPr>
+        <w:t>__</w:t>
+      </w:r>
+      <w:proofErr w:type="spellStart"/>
+      <w:r>
+        <w:rPr>
+          <w:highlight w:val="yellow"/>
+        </w:rPr>
+        <w:t>dirname</w:t>
+      </w:r>
+      <w:proofErr w:type="spellEnd"/>
+      <w:r>
+        <w:t xml:space="preserve">. It provide current folder path. </w:t>
       </w:r>
     </w:p>
     <w:p/>
